--- a/Documentacion proyecto 2 intro.docx
+++ b/Documentacion proyecto 2 intro.docx
@@ -2129,43 +2129,28 @@
         <w:spacing w:line="480" w:lineRule="auto"/>
         <w:rPr>
           <w:rFonts w:ascii="Times New Roman" w:hAnsi="Times New Roman" w:cs="Times New Roman"/>
-          <w:lang w:val="en-US"/>
-        </w:rPr>
-      </w:pPr>
-      <w:r>
-        <w:rPr>
-          <w:rFonts w:ascii="Times New Roman" w:hAnsi="Times New Roman" w:cs="Times New Roman"/>
-          <w:lang w:val="en-US"/>
+          <w:lang w:val="es-MX"/>
+        </w:rPr>
+      </w:pPr>
+      <w:r>
+        <w:rPr>
+          <w:rFonts w:ascii="Times New Roman" w:hAnsi="Times New Roman" w:cs="Times New Roman"/>
+          <w:lang w:val="es-MX"/>
         </w:rPr>
         <w:t>{</w:t>
       </w:r>
       <w:r>
         <w:rPr>
           <w:rFonts w:ascii="Times New Roman" w:hAnsi="Times New Roman" w:cs="Times New Roman"/>
-          <w:lang w:val="en-US"/>
+          <w:lang w:val="es-MX"/>
         </w:rPr>
         <w:br/>
-      </w:r>
-      <w:proofErr w:type="spellStart"/>
-      <w:r>
-        <w:rPr>
-          <w:rFonts w:ascii="Times New Roman" w:hAnsi="Times New Roman" w:cs="Times New Roman"/>
-          <w:lang w:val="en-US"/>
-        </w:rPr>
-        <w:t>usuario</w:t>
-      </w:r>
-      <w:proofErr w:type="spellEnd"/>
-      <w:r>
-        <w:rPr>
-          <w:rFonts w:ascii="Times New Roman" w:hAnsi="Times New Roman" w:cs="Times New Roman"/>
-          <w:lang w:val="en-US"/>
-        </w:rPr>
-        <w:t>:</w:t>
-      </w:r>
-      <w:r>
-        <w:rPr>
-          <w:rFonts w:ascii="Times New Roman" w:hAnsi="Times New Roman" w:cs="Times New Roman"/>
-          <w:lang w:val="en-US"/>
+        <w:t>usuario:</w:t>
+      </w:r>
+      <w:r>
+        <w:rPr>
+          <w:rFonts w:ascii="Times New Roman" w:hAnsi="Times New Roman" w:cs="Times New Roman"/>
+          <w:lang w:val="es-MX"/>
         </w:rPr>
         <w:br/>
         <w:t>{</w:t>
@@ -2173,15 +2158,32 @@
       <w:r>
         <w:rPr>
           <w:rFonts w:ascii="Times New Roman" w:hAnsi="Times New Roman" w:cs="Times New Roman"/>
-          <w:lang w:val="en-US"/>
+          <w:lang w:val="es-MX"/>
         </w:rPr>
         <w:br/>
-        <w:t>password,</w:t>
-      </w:r>
-      <w:r>
-        <w:rPr>
-          <w:rFonts w:ascii="Times New Roman" w:hAnsi="Times New Roman" w:cs="Times New Roman"/>
-          <w:lang w:val="en-US"/>
+      </w:r>
+      <w:proofErr w:type="spellStart"/>
+      <w:proofErr w:type="gramStart"/>
+      <w:r>
+        <w:rPr>
+          <w:rFonts w:ascii="Times New Roman" w:hAnsi="Times New Roman" w:cs="Times New Roman"/>
+          <w:lang w:val="es-MX"/>
+        </w:rPr>
+        <w:t>password</w:t>
+      </w:r>
+      <w:proofErr w:type="spellEnd"/>
+      <w:proofErr w:type="gramEnd"/>
+      <w:r>
+        <w:rPr>
+          <w:rFonts w:ascii="Times New Roman" w:hAnsi="Times New Roman" w:cs="Times New Roman"/>
+          <w:lang w:val="es-MX"/>
+        </w:rPr>
+        <w:t>,</w:t>
+      </w:r>
+      <w:r>
+        <w:rPr>
+          <w:rFonts w:ascii="Times New Roman" w:hAnsi="Times New Roman" w:cs="Times New Roman"/>
+          <w:lang w:val="es-MX"/>
         </w:rPr>
         <w:br/>
       </w:r>
@@ -2189,7 +2191,7 @@
       <w:r>
         <w:rPr>
           <w:rFonts w:ascii="Times New Roman" w:hAnsi="Times New Roman" w:cs="Times New Roman"/>
-          <w:lang w:val="en-US"/>
+          <w:lang w:val="es-MX"/>
         </w:rPr>
         <w:t>vic_def</w:t>
       </w:r>
@@ -2197,14 +2199,14 @@
       <w:r>
         <w:rPr>
           <w:rFonts w:ascii="Times New Roman" w:hAnsi="Times New Roman" w:cs="Times New Roman"/>
-          <w:lang w:val="en-US"/>
+          <w:lang w:val="es-MX"/>
         </w:rPr>
         <w:t>,</w:t>
       </w:r>
       <w:r>
         <w:rPr>
           <w:rFonts w:ascii="Times New Roman" w:hAnsi="Times New Roman" w:cs="Times New Roman"/>
-          <w:lang w:val="en-US"/>
+          <w:lang w:val="es-MX"/>
         </w:rPr>
         <w:br/>
       </w:r>
@@ -2212,7 +2214,7 @@
       <w:r>
         <w:rPr>
           <w:rFonts w:ascii="Times New Roman" w:hAnsi="Times New Roman" w:cs="Times New Roman"/>
-          <w:lang w:val="en-US"/>
+          <w:lang w:val="es-MX"/>
         </w:rPr>
         <w:t>vic_atk</w:t>
       </w:r>
@@ -2220,7 +2222,7 @@
       <w:r>
         <w:rPr>
           <w:rFonts w:ascii="Times New Roman" w:hAnsi="Times New Roman" w:cs="Times New Roman"/>
-          <w:lang w:val="en-US"/>
+          <w:lang w:val="es-MX"/>
         </w:rPr>
         <w:br/>
         <w:t>}</w:t>
@@ -2228,7 +2230,7 @@
       <w:r>
         <w:rPr>
           <w:rFonts w:ascii="Times New Roman" w:hAnsi="Times New Roman" w:cs="Times New Roman"/>
-          <w:lang w:val="en-US"/>
+          <w:lang w:val="es-MX"/>
         </w:rPr>
         <w:br/>
         <w:t>}</w:t>
@@ -2728,7 +2730,6 @@
       <w:pPr>
         <w:spacing w:line="480" w:lineRule="auto"/>
         <w:rPr>
-          <w:rFonts w:ascii="Times New Roman" w:hAnsi="Times New Roman" w:cs="Times New Roman"/>
           <w:lang w:val="en-US"/>
         </w:rPr>
       </w:pPr>
@@ -2742,6 +2743,70 @@
           <w:t>https://github.com/Cbas1605/Proyecto-2-Intro.git</w:t>
         </w:r>
       </w:hyperlink>
+    </w:p>
+    <w:p>
+      <w:pPr>
+        <w:spacing w:line="480" w:lineRule="auto"/>
+        <w:rPr>
+          <w:b/>
+          <w:bCs/>
+          <w:lang w:val="en-US"/>
+        </w:rPr>
+      </w:pPr>
+      <w:r>
+        <w:rPr>
+          <w:b/>
+          <w:bCs/>
+          <w:lang w:val="en-US"/>
+        </w:rPr>
+        <w:t xml:space="preserve">Link video </w:t>
+      </w:r>
+      <w:proofErr w:type="spellStart"/>
+      <w:r>
+        <w:rPr>
+          <w:b/>
+          <w:bCs/>
+          <w:lang w:val="en-US"/>
+        </w:rPr>
+        <w:t>explicativo</w:t>
+      </w:r>
+      <w:proofErr w:type="spellEnd"/>
+      <w:r>
+        <w:rPr>
+          <w:b/>
+          <w:bCs/>
+          <w:lang w:val="en-US"/>
+        </w:rPr>
+        <w:t>:</w:t>
+      </w:r>
+    </w:p>
+    <w:p>
+      <w:pPr>
+        <w:spacing w:line="480" w:lineRule="auto"/>
+        <w:rPr>
+          <w:rFonts w:ascii="Times New Roman" w:hAnsi="Times New Roman" w:cs="Times New Roman"/>
+          <w:lang w:val="en-US"/>
+        </w:rPr>
+      </w:pPr>
+      <w:hyperlink r:id="rId10" w:history="1">
+        <w:r>
+          <w:rPr>
+            <w:rStyle w:val="Hipervnculo"/>
+            <w:rFonts w:ascii="Times New Roman" w:hAnsi="Times New Roman" w:cs="Times New Roman"/>
+            <w:lang w:val="en-US"/>
+          </w:rPr>
+          <w:t>https://youtu.be/R15iGZGZqm4</w:t>
+        </w:r>
+      </w:hyperlink>
+    </w:p>
+    <w:p>
+      <w:pPr>
+        <w:spacing w:line="480" w:lineRule="auto"/>
+        <w:rPr>
+          <w:rFonts w:ascii="Times New Roman" w:hAnsi="Times New Roman" w:cs="Times New Roman"/>
+          <w:lang w:val="en-US"/>
+        </w:rPr>
+      </w:pPr>
     </w:p>
     <w:p>
       <w:pPr>
